--- a/data/exports/kcet-periodic-table-and-periodicity_revision_notes.docx
+++ b/data/exports/kcet-periodic-table-and-periodicity_revision_notes.docx
@@ -164,10 +164,10 @@
             <w:r>
               <w:rPr>
                 <w:b/>
-                <w:color w:val="C53030"/>
+                <w:color w:val="2B6CB0"/>
                 <w:sz w:val="19"/>
               </w:rPr>
-              <w:t>Very High</w:t>
+              <w:t>High</w:t>
             </w:r>
           </w:p>
         </w:tc>
@@ -189,7 +189,7 @@
                 <w:color w:val="2D3748"/>
                 <w:sz w:val="19"/>
               </w:rPr>
-              <w:t>Kcet Periodic Table And Periodicity - Core Application</w:t>
+              <w:t>Ionization Enthalpy &amp; Electron Gain Enthalpy</w:t>
             </w:r>
           </w:p>
         </w:tc>
@@ -209,7 +209,7 @@
               <w:rPr>
                 <w:sz w:val="19"/>
               </w:rPr>
-              <w:t>16 PYQs</w:t>
+              <w:t>9 PYQs</w:t>
             </w:r>
           </w:p>
         </w:tc>
@@ -230,7 +230,94 @@
                 <w:color w:val="718096"/>
                 <w:sz w:val="19"/>
               </w:rPr>
-              <w:t>General Concept</w:t>
+              <w:t>Periodic Trends</w:t>
+            </w:r>
+          </w:p>
+        </w:tc>
+      </w:tr>
+      <w:tr>
+        <w:tc>
+          <w:tcPr>
+            <w:tcW w:type="dxa" w:w="2160"/>
+            <w:shd w:fill="FFFFFF"/>
+            <w:tcMar>
+              <w:top w:w="80" w:type="dxa"/>
+              <w:bottom w:w="80" w:type="dxa"/>
+              <w:left w:w="150" w:type="dxa"/>
+              <w:right w:w="150" w:type="dxa"/>
+            </w:tcMar>
+          </w:tcPr>
+          <w:p>
+            <w:r>
+              <w:rPr>
+                <w:b/>
+                <w:color w:val="718096"/>
+                <w:sz w:val="19"/>
+              </w:rPr>
+              <w:t>Moderate</w:t>
+            </w:r>
+          </w:p>
+        </w:tc>
+        <w:tc>
+          <w:tcPr>
+            <w:tcW w:type="dxa" w:w="4320"/>
+            <w:shd w:fill="FFFFFF"/>
+            <w:tcMar>
+              <w:top w:w="80" w:type="dxa"/>
+              <w:bottom w:w="80" w:type="dxa"/>
+              <w:left w:w="150" w:type="dxa"/>
+              <w:right w:w="150" w:type="dxa"/>
+            </w:tcMar>
+          </w:tcPr>
+          <w:p>
+            <w:r>
+              <w:rPr>
+                <w:b/>
+                <w:color w:val="2D3748"/>
+                <w:sz w:val="19"/>
+              </w:rPr>
+              <w:t>Atomic &amp; Ionic Radii Trends</w:t>
+            </w:r>
+          </w:p>
+        </w:tc>
+        <w:tc>
+          <w:tcPr>
+            <w:tcW w:type="dxa" w:w="1728"/>
+            <w:shd w:fill="FFFFFF"/>
+            <w:tcMar>
+              <w:top w:w="80" w:type="dxa"/>
+              <w:bottom w:w="80" w:type="dxa"/>
+              <w:left w:w="150" w:type="dxa"/>
+              <w:right w:w="150" w:type="dxa"/>
+            </w:tcMar>
+          </w:tcPr>
+          <w:p>
+            <w:r>
+              <w:rPr>
+                <w:sz w:val="19"/>
+              </w:rPr>
+              <w:t>7 PYQs</w:t>
+            </w:r>
+          </w:p>
+        </w:tc>
+        <w:tc>
+          <w:tcPr>
+            <w:tcW w:type="dxa" w:w="1872"/>
+            <w:shd w:fill="FFFFFF"/>
+            <w:tcMar>
+              <w:top w:w="80" w:type="dxa"/>
+              <w:bottom w:w="80" w:type="dxa"/>
+              <w:left w:w="150" w:type="dxa"/>
+              <w:right w:w="150" w:type="dxa"/>
+            </w:tcMar>
+          </w:tcPr>
+          <w:p>
+            <w:r>
+              <w:rPr>
+                <w:color w:val="718096"/>
+                <w:sz w:val="19"/>
+              </w:rPr>
+              <w:t>Radii</w:t>
             </w:r>
           </w:p>
         </w:tc>
@@ -311,6 +398,98 @@
           </w:p>
         </w:tc>
       </w:tr>
+      <w:tr>
+        <w:tc>
+          <w:tcPr>
+            <w:tcW w:type="dxa" w:w="3600"/>
+            <w:shd w:fill="F7FAFC"/>
+            <w:tcMar>
+              <w:top w:w="100" w:type="dxa"/>
+              <w:bottom w:w="100" w:type="dxa"/>
+              <w:left w:w="150" w:type="dxa"/>
+              <w:right w:w="150" w:type="dxa"/>
+            </w:tcMar>
+          </w:tcPr>
+          <w:p>
+            <w:r>
+              <w:rPr>
+                <w:b/>
+                <w:color w:val="1A365D"/>
+                <w:sz w:val="19"/>
+              </w:rPr>
+              <w:t>Ionization Enthalpy &amp; Electron Gain Enthalpy</w:t>
+            </w:r>
+          </w:p>
+        </w:tc>
+        <w:tc>
+          <w:tcPr>
+            <w:tcW w:type="dxa" w:w="6480"/>
+            <w:shd w:fill="F7FAFC"/>
+            <w:tcMar>
+              <w:top w:w="100" w:type="dxa"/>
+              <w:bottom w:w="100" w:type="dxa"/>
+              <w:left w:w="150" w:type="dxa"/>
+              <w:right w:w="150" w:type="dxa"/>
+            </w:tcMar>
+          </w:tcPr>
+          <w:p>
+            <w:r>
+              <w:rPr>
+                <w:rFonts w:ascii="Cambria Math" w:hAnsi="Cambria Math"/>
+                <w:color w:val="2D3748"/>
+                <w:sz w:val="19"/>
+              </w:rPr>
+              <w:t>Z_{\text{eff}} = Z - \sigma, \quad \Delta_{\text{eg}}H(\text{Cl}) &lt; \Delta_{\text{eg}}H(\text{F}) \text{ (Cl is most negative in periodic table)}</w:t>
+            </w:r>
+          </w:p>
+        </w:tc>
+      </w:tr>
+      <w:tr>
+        <w:tc>
+          <w:tcPr>
+            <w:tcW w:type="dxa" w:w="3600"/>
+            <w:shd w:fill="FFFFFF"/>
+            <w:tcMar>
+              <w:top w:w="100" w:type="dxa"/>
+              <w:bottom w:w="100" w:type="dxa"/>
+              <w:left w:w="150" w:type="dxa"/>
+              <w:right w:w="150" w:type="dxa"/>
+            </w:tcMar>
+          </w:tcPr>
+          <w:p>
+            <w:r>
+              <w:rPr>
+                <w:b/>
+                <w:color w:val="1A365D"/>
+                <w:sz w:val="19"/>
+              </w:rPr>
+              <w:t>Atomic &amp; Ionic Radii Trends</w:t>
+            </w:r>
+          </w:p>
+        </w:tc>
+        <w:tc>
+          <w:tcPr>
+            <w:tcW w:type="dxa" w:w="6480"/>
+            <w:shd w:fill="FFFFFF"/>
+            <w:tcMar>
+              <w:top w:w="100" w:type="dxa"/>
+              <w:bottom w:w="100" w:type="dxa"/>
+              <w:left w:w="150" w:type="dxa"/>
+              <w:right w:w="150" w:type="dxa"/>
+            </w:tcMar>
+          </w:tcPr>
+          <w:p>
+            <w:r>
+              <w:rPr>
+                <w:rFonts w:ascii="Cambria Math" w:hAnsi="Cambria Math"/>
+                <w:color w:val="2D3748"/>
+                <w:sz w:val="19"/>
+              </w:rPr>
+              <w:t>\text{For isoelectronic: } r \propto \frac{1}{Z} \implies \text{N}^{3-} &gt; \text{O}^{2-} &gt; \text{F}^- &gt; \text{Na}^+ &gt; \text{Mg}^{2+} &gt; \text{Al}^{3+}</w:t>
+            </w:r>
+          </w:p>
+        </w:tc>
+      </w:tr>
     </w:tbl>
     <w:p>
       <w:pPr>
@@ -338,7 +517,7 @@
           <w:color w:val="2B6CB0"/>
           <w:sz w:val="24"/>
         </w:rPr>
-        <w:t>3.1 Kcet Periodic Table And Periodicity - Core Application (Very High Yield — 16 PYQs)</w:t>
+        <w:t>3.1 Ionization Enthalpy &amp; Electron Gain Enthalpy (High Yield — 9 PYQs)</w:t>
       </w:r>
     </w:p>
     <w:p>
@@ -353,7 +532,7 @@
         <w:rPr>
           <w:sz w:val="20"/>
         </w:rPr>
-        <w:t>Key problem pattern in Kcet Periodic Table And Periodicity.</w:t>
+        <w:t>Periodic variations of ionization energy, exceptions due to half-filled/fully-filled subshells (N &gt; O, Be &gt; B), and electron gain enthalpy.</w:t>
       </w:r>
     </w:p>
     <w:tbl>
@@ -391,7 +570,7 @@
                 <w:color w:val="2D3748"/>
                 <w:sz w:val="19"/>
               </w:rPr>
-              <w:t>Watch for algebraic and sign errors.</w:t>
+              <w:t>Ionization enthalpy of Nitrogen is HIGHER than Oxygen due to stable half-filled 2p^3 subshell (N: 2s^2 2p^3 &gt; O: 2s^2 2p^4).</w:t>
             </w:r>
           </w:p>
         </w:tc>
@@ -432,7 +611,215 @@
                 <w:color w:val="2D3748"/>
                 <w:sz w:val="19"/>
               </w:rPr>
-              <w:t>Verify dimensions and boundary conditions.</w:t>
+              <w:t>Chlorine has MORE negative electron gain enthalpy than Fluorine because of compact size and high inter-electronic repulsion in 2p of Fluorine.</w:t>
+            </w:r>
+          </w:p>
+        </w:tc>
+      </w:tr>
+    </w:tbl>
+    <w:p>
+      <w:pPr>
+        <w:spacing w:before="120" w:after="40"/>
+      </w:pPr>
+      <w:r>
+        <w:rPr>
+          <w:b/>
+          <w:color w:val="1A365D"/>
+          <w:sz w:val="19"/>
+        </w:rPr>
+        <w:t>Source PYQs testing this concept:</w:t>
+      </w:r>
+    </w:p>
+    <w:p>
+      <w:pPr>
+        <w:pStyle w:val="ListBullet"/>
+        <w:spacing w:after="40"/>
+      </w:pPr>
+      <w:r>
+        <w:rPr>
+          <w:b/>
+          <w:sz w:val="18"/>
+        </w:rPr>
+        <w:t xml:space="preserve">[2025 Shift] Q#2 (MCQ): </w:t>
+      </w:r>
+      <w:r>
+        <w:rPr>
+          <w:sz w:val="18"/>
+        </w:rPr>
+        <w:t xml:space="preserve">"Given below and the atomic masses of the elements: $\begin{aligned} \text{Element:} &amp; Li &amp; Na &amp; Cl &amp; K &amp; Ca &amp; Br &amp; Sr &amp; I &amp; Ba \\ \..."  </w:t>
+      </w:r>
+      <w:r>
+        <w:rPr>
+          <w:b/>
+          <w:color w:val="2B6CB0"/>
+          <w:sz w:val="18"/>
+        </w:rPr>
+        <w:t>[Ans: N/A]</w:t>
+      </w:r>
+    </w:p>
+    <w:p>
+      <w:pPr>
+        <w:pStyle w:val="ListBullet"/>
+        <w:spacing w:after="40"/>
+      </w:pPr>
+      <w:r>
+        <w:rPr>
+          <w:b/>
+          <w:sz w:val="18"/>
+        </w:rPr>
+        <w:t xml:space="preserve">[2023 Shift] Q#4 (MCQ): </w:t>
+      </w:r>
+      <w:r>
+        <w:rPr>
+          <w:sz w:val="18"/>
+        </w:rPr>
+        <w:t xml:space="preserve">"A pair of amphoteric oxides is..."  </w:t>
+      </w:r>
+      <w:r>
+        <w:rPr>
+          <w:b/>
+          <w:color w:val="2B6CB0"/>
+          <w:sz w:val="18"/>
+        </w:rPr>
+        <w:t>[Ans: N/A]</w:t>
+      </w:r>
+    </w:p>
+    <w:p>
+      <w:pPr>
+        <w:pStyle w:val="ListBullet"/>
+        <w:spacing w:after="40"/>
+      </w:pPr>
+      <w:r>
+        <w:rPr>
+          <w:b/>
+          <w:sz w:val="18"/>
+        </w:rPr>
+        <w:t xml:space="preserve">[2022 Shift] Q#2 (MCQ): </w:t>
+      </w:r>
+      <w:r>
+        <w:rPr>
+          <w:sz w:val="18"/>
+        </w:rPr>
+        <w:t xml:space="preserve">"Amphoteric oxide among the following..."  </w:t>
+      </w:r>
+      <w:r>
+        <w:rPr>
+          <w:b/>
+          <w:color w:val="2B6CB0"/>
+          <w:sz w:val="18"/>
+        </w:rPr>
+        <w:t>[Ans: N/A]</w:t>
+      </w:r>
+    </w:p>
+    <w:p>
+      <w:pPr>
+        <w:spacing w:after="120"/>
+      </w:pPr>
+    </w:p>
+    <w:p>
+      <w:pPr>
+        <w:pStyle w:val="Heading2"/>
+      </w:pPr>
+      <w:r>
+        <w:rPr>
+          <w:color w:val="2B6CB0"/>
+          <w:sz w:val="24"/>
+        </w:rPr>
+        <w:t>3.2 Atomic &amp; Ionic Radii Trends (Moderate Yield — 7 PYQs)</w:t>
+      </w:r>
+    </w:p>
+    <w:p>
+      <w:r>
+        <w:rPr>
+          <w:b/>
+          <w:sz w:val="20"/>
+        </w:rPr>
+        <w:t xml:space="preserve">Core Principle: </w:t>
+      </w:r>
+      <w:r>
+        <w:rPr>
+          <w:sz w:val="20"/>
+        </w:rPr>
+        <w:t>Covalent, van der Waals, and ionic radii trends across periods and groups, and size shrinkage in isoelectronic ions.</w:t>
+      </w:r>
+    </w:p>
+    <w:tbl>
+      <w:tblPr>
+        <w:tblW w:type="auto" w:w="0"/>
+        <w:jc w:val="center"/>
+        <w:tblLook w:firstColumn="1" w:firstRow="1" w:lastColumn="0" w:lastRow="0" w:noHBand="0" w:noVBand="1" w:val="04A0"/>
+      </w:tblPr>
+      <w:tblGrid>
+        <w:gridCol w:w="10080"/>
+      </w:tblGrid>
+      <w:tr>
+        <w:tc>
+          <w:tcPr>
+            <w:tcW w:type="dxa" w:w="10080"/>
+            <w:shd w:fill="FFF5F5"/>
+            <w:tcMar>
+              <w:top w:w="100" w:type="dxa"/>
+              <w:bottom w:w="100" w:type="dxa"/>
+              <w:left w:w="150" w:type="dxa"/>
+              <w:right w:w="150" w:type="dxa"/>
+            </w:tcMar>
+          </w:tcPr>
+          <w:p>
+            <w:r>
+              <w:rPr>
+                <w:b/>
+                <w:color w:val="C53030"/>
+                <w:sz w:val="19"/>
+              </w:rPr>
+              <w:t xml:space="preserve">⚠️ Common Trap / JEE Pitfall: </w:t>
+            </w:r>
+            <w:r>
+              <w:rPr>
+                <w:color w:val="2D3748"/>
+                <w:sz w:val="19"/>
+              </w:rPr>
+              <w:t>Noble gas radii are measured as van der Waals radii, making them appear abnormally larger than adjacent halogens.</w:t>
+            </w:r>
+          </w:p>
+        </w:tc>
+      </w:tr>
+    </w:tbl>
+    <w:tbl>
+      <w:tblPr>
+        <w:tblW w:type="auto" w:w="0"/>
+        <w:jc w:val="center"/>
+        <w:tblLook w:firstColumn="1" w:firstRow="1" w:lastColumn="0" w:lastRow="0" w:noHBand="0" w:noVBand="1" w:val="04A0"/>
+      </w:tblPr>
+      <w:tblGrid>
+        <w:gridCol w:w="10080"/>
+      </w:tblGrid>
+      <w:tr>
+        <w:tc>
+          <w:tcPr>
+            <w:tcW w:type="dxa" w:w="10080"/>
+            <w:shd w:fill="F0FFF4"/>
+            <w:tcMar>
+              <w:top w:w="100" w:type="dxa"/>
+              <w:bottom w:w="100" w:type="dxa"/>
+              <w:left w:w="150" w:type="dxa"/>
+              <w:right w:w="150" w:type="dxa"/>
+            </w:tcMar>
+          </w:tcPr>
+          <w:p>
+            <w:r>
+              <w:rPr>
+                <w:b/>
+                <w:color w:val="276749"/>
+                <w:sz w:val="19"/>
+              </w:rPr>
+              <w:t xml:space="preserve">💡 Speed Hack / Trick: </w:t>
+            </w:r>
+            <w:r>
+              <w:rPr>
+                <w:color w:val="2D3748"/>
+                <w:sz w:val="19"/>
+              </w:rPr>
+              <w:t xml:space="preserve">Due to lanthanoid contraction (poor shielding of 4f electrons), 4d and 5d transition elements have nearly identical radii (e.g. Zr ≈ Hf). </w:t>
             </w:r>
           </w:p>
         </w:tc>
@@ -488,13 +875,13 @@
           <w:b/>
           <w:sz w:val="18"/>
         </w:rPr>
-        <w:t xml:space="preserve">[2025 Shift] Q#2 (MCQ): </w:t>
+        <w:t xml:space="preserve">[2023 Shift] Q#1 (MCQ): </w:t>
       </w:r>
       <w:r>
         <w:rPr>
           <w:sz w:val="18"/>
         </w:rPr>
-        <w:t xml:space="preserve">"Given below and the atomic masses of the elements: $\begin{aligned} \text{Element:} &amp; Li &amp; Na &amp; Cl &amp; K &amp; Ca &amp; Br &amp; Sr &amp; I &amp; Ba \\ \..."  </w:t>
+        <w:t xml:space="preserve">"In which one of the following pairs, both the elements does not have (n-1)d^10ns^2 configuration in its elementary state?..."  </w:t>
       </w:r>
       <w:r>
         <w:rPr>
@@ -515,13 +902,13 @@
           <w:b/>
           <w:sz w:val="18"/>
         </w:rPr>
-        <w:t xml:space="preserve">[2023 Shift] Q#1 (MCQ): </w:t>
+        <w:t xml:space="preserve">[2023 Shift] Q#3 (MCQ): </w:t>
       </w:r>
       <w:r>
         <w:rPr>
           <w:sz w:val="18"/>
         </w:rPr>
-        <w:t xml:space="preserve">"In which one of the following pairs, both the elements does not have (n-1)d^10ns^2 configuration in its elementary state?..."  </w:t>
+        <w:t xml:space="preserve">"The correct order of first ionisation enthalpy of given elements is..."  </w:t>
       </w:r>
       <w:r>
         <w:rPr>
@@ -660,6 +1047,127 @@
               <w:t>Solution Analysis:</w:t>
               <w:br/>
               <w:t>For finding the position of an element in the periodic table, we use its electronic configuration. (a) Ra, atomic number 88 Ra belongs to alkaline earth metals. Its outer configuration is: Ra:[Rn]7s^2 Highest shell number is 7 , so it is in the 7^tℎ period. It has 2 valence electrons in the s -subshell, so it is in the 2^nd group. So, Ra matches with (iv). (b) Ga, atomic number 31 Electronic configuration: Ga:[Ar]3d^104s^24p^1 Highest shell number is 4 , so it is in the 4^tℎ period. It has configuration ns^2np^1 , so it belongs to group 13 . So, Ga matches with (i). (c) W, atomic number 74 Tungsten, W, is a transition element. Its position is: 6^tℎperiod,6^tℎgroup So, W matches with (ii). (d) Pd, atomic number 46 Palladium, Pd, is also a transition element. Its position is: 5^tℎperiod,10^tℎgroup So, Pd matches with (iii). Hence the correct matching is: a-iv,b-i,c-ii,d-iii Correct answer: Option A.</w:t>
+            </w:r>
+          </w:p>
+        </w:tc>
+      </w:tr>
+    </w:tbl>
+    <w:p>
+      <w:pPr>
+        <w:spacing w:after="120"/>
+      </w:pPr>
+    </w:p>
+    <w:p>
+      <w:pPr>
+        <w:spacing w:before="160" w:after="40"/>
+      </w:pPr>
+      <w:r>
+        <w:rPr>
+          <w:b/>
+          <w:color w:val="1A365D"/>
+          <w:sz w:val="22"/>
+        </w:rPr>
+        <w:t>Benchmark Problem 2: KCET 2023 (Q#4)</w:t>
+      </w:r>
+    </w:p>
+    <w:p>
+      <w:pPr>
+        <w:spacing w:after="80"/>
+      </w:pPr>
+      <w:r>
+        <w:rPr>
+          <w:sz w:val="20"/>
+        </w:rPr>
+        <w:t>A pair of amphoteric oxides is</w:t>
+      </w:r>
+    </w:p>
+    <w:p>
+      <w:pPr>
+        <w:pStyle w:val="ListBullet"/>
+        <w:spacing w:after="20"/>
+      </w:pPr>
+      <w:r>
+        <w:rPr>
+          <w:sz w:val="19"/>
+        </w:rPr>
+        <w:t>(A) Al_(2)O_(3),Li_(2)O</w:t>
+      </w:r>
+    </w:p>
+    <w:p>
+      <w:pPr>
+        <w:pStyle w:val="ListBullet"/>
+        <w:spacing w:after="20"/>
+      </w:pPr>
+      <w:r>
+        <w:rPr>
+          <w:sz w:val="19"/>
+        </w:rPr>
+        <w:t>(B) BeO,BO_(3)</w:t>
+      </w:r>
+    </w:p>
+    <w:p>
+      <w:pPr>
+        <w:pStyle w:val="ListBullet"/>
+        <w:spacing w:after="20"/>
+      </w:pPr>
+      <w:r>
+        <w:rPr>
+          <w:sz w:val="19"/>
+        </w:rPr>
+        <w:t>(C) BeO,MgO</w:t>
+      </w:r>
+    </w:p>
+    <w:p>
+      <w:pPr>
+        <w:pStyle w:val="ListBullet"/>
+        <w:spacing w:after="20"/>
+      </w:pPr>
+      <w:r>
+        <w:rPr>
+          <w:sz w:val="19"/>
+        </w:rPr>
+        <w:t>(D) BeO,ZnO</w:t>
+      </w:r>
+    </w:p>
+    <w:tbl>
+      <w:tblPr>
+        <w:tblW w:type="auto" w:w="0"/>
+        <w:jc w:val="center"/>
+        <w:tblLook w:firstColumn="1" w:firstRow="1" w:lastColumn="0" w:lastRow="0" w:noHBand="0" w:noVBand="1" w:val="04A0"/>
+      </w:tblPr>
+      <w:tblGrid>
+        <w:gridCol w:w="10080"/>
+      </w:tblGrid>
+      <w:tr>
+        <w:tc>
+          <w:tcPr>
+            <w:tcW w:type="dxa" w:w="10080"/>
+            <w:shd w:fill="F7FAFC"/>
+            <w:tcMar>
+              <w:top w:w="100" w:type="dxa"/>
+              <w:bottom w:w="100" w:type="dxa"/>
+              <w:left w:w="150" w:type="dxa"/>
+              <w:right w:w="150" w:type="dxa"/>
+            </w:tcMar>
+          </w:tcPr>
+          <w:p>
+            <w:r>
+              <w:rPr>
+                <w:b/>
+                <w:color w:val="1A365D"/>
+                <w:sz w:val="19"/>
+              </w:rPr>
+              <w:t>Correct Answer: None</w:t>
+              <w:br/>
+            </w:r>
+            <w:r>
+              <w:rPr>
+                <w:color w:val="2D3748"/>
+                <w:sz w:val="18"/>
+              </w:rPr>
+              <w:t>Solution Analysis:</w:t>
+              <w:br/>
+              <w:t>BeO,Al_(2)O_(3) and ZnO are amphoteric in nature MgO and Li_(2)O are basic in nature whereas BO_(3) is acidic. Thus, the pair of amphoteric oxides are BeO and ZnO .</w:t>
             </w:r>
           </w:p>
         </w:tc>

--- a/data/exports/kcet-periodic-table-and-periodicity_revision_notes.docx
+++ b/data/exports/kcet-periodic-table-and-periodicity_revision_notes.docx
@@ -13,7 +13,7 @@
           <w:color w:val="1A365D"/>
           <w:sz w:val="44"/>
         </w:rPr>
-        <w:t>JEE MAIN REVISION MASTER: PERIODIC TABLE AND PERIODICITY 2026 1 QUESTIONS 1.67% WEIGHTAGE</w:t>
+        <w:t>JEE MAIN REVISION MASTER: PERIODIC TABLE AND PERIODICITY</w:t>
       </w:r>
     </w:p>
     <w:p>
@@ -164,10 +164,10 @@
             <w:r>
               <w:rPr>
                 <w:b/>
-                <w:color w:val="2B6CB0"/>
+                <w:color w:val="C53030"/>
                 <w:sz w:val="19"/>
               </w:rPr>
-              <w:t>High</w:t>
+              <w:t>Very High</w:t>
             </w:r>
           </w:p>
         </w:tc>
@@ -209,7 +209,7 @@
               <w:rPr>
                 <w:sz w:val="19"/>
               </w:rPr>
-              <w:t>9 PYQs</w:t>
+              <w:t>15 PYQs</w:t>
             </w:r>
           </w:p>
         </w:tc>
@@ -254,7 +254,7 @@
                 <w:color w:val="718096"/>
                 <w:sz w:val="19"/>
               </w:rPr>
-              <w:t>Moderate</w:t>
+              <w:t>Standard</w:t>
             </w:r>
           </w:p>
         </w:tc>
@@ -296,7 +296,7 @@
               <w:rPr>
                 <w:sz w:val="19"/>
               </w:rPr>
-              <w:t>7 PYQs</w:t>
+              <w:t>1 PYQs</w:t>
             </w:r>
           </w:p>
         </w:tc>
@@ -517,7 +517,7 @@
           <w:color w:val="2B6CB0"/>
           <w:sz w:val="24"/>
         </w:rPr>
-        <w:t>3.1 Ionization Enthalpy &amp; Electron Gain Enthalpy (High Yield — 9 PYQs)</w:t>
+        <w:t>3.1 Ionization Enthalpy &amp; Electron Gain Enthalpy (Very High Yield — 15 PYQs)</w:t>
       </w:r>
     </w:p>
     <w:p>
@@ -640,6 +640,33 @@
           <w:b/>
           <w:sz w:val="18"/>
         </w:rPr>
+        <w:t xml:space="preserve">[2026 Shift] Q#1 (MCQ): </w:t>
+      </w:r>
+      <w:r>
+        <w:rPr>
+          <w:sz w:val="18"/>
+        </w:rPr>
+        <w:t xml:space="preserve">"Match List-I with List-II: List-I (Element-Atomic number) List-II (Position in periodic table) (a) Ra – 88 (i) 4^tℎ period, 13^tℎ gr..."  </w:t>
+      </w:r>
+      <w:r>
+        <w:rPr>
+          <w:b/>
+          <w:color w:val="2B6CB0"/>
+          <w:sz w:val="18"/>
+        </w:rPr>
+        <w:t>[Ans: N/A]</w:t>
+      </w:r>
+    </w:p>
+    <w:p>
+      <w:pPr>
+        <w:pStyle w:val="ListBullet"/>
+        <w:spacing w:after="40"/>
+      </w:pPr>
+      <w:r>
+        <w:rPr>
+          <w:b/>
+          <w:sz w:val="18"/>
+        </w:rPr>
         <w:t xml:space="preserve">[2025 Shift] Q#2 (MCQ): </w:t>
       </w:r>
       <w:r>
@@ -667,40 +694,13 @@
           <w:b/>
           <w:sz w:val="18"/>
         </w:rPr>
-        <w:t xml:space="preserve">[2023 Shift] Q#4 (MCQ): </w:t>
+        <w:t xml:space="preserve">[2023 Shift] Q#1 (MCQ): </w:t>
       </w:r>
       <w:r>
         <w:rPr>
           <w:sz w:val="18"/>
         </w:rPr>
-        <w:t xml:space="preserve">"A pair of amphoteric oxides is..."  </w:t>
-      </w:r>
-      <w:r>
-        <w:rPr>
-          <w:b/>
-          <w:color w:val="2B6CB0"/>
-          <w:sz w:val="18"/>
-        </w:rPr>
-        <w:t>[Ans: N/A]</w:t>
-      </w:r>
-    </w:p>
-    <w:p>
-      <w:pPr>
-        <w:pStyle w:val="ListBullet"/>
-        <w:spacing w:after="40"/>
-      </w:pPr>
-      <w:r>
-        <w:rPr>
-          <w:b/>
-          <w:sz w:val="18"/>
-        </w:rPr>
-        <w:t xml:space="preserve">[2022 Shift] Q#2 (MCQ): </w:t>
-      </w:r>
-      <w:r>
-        <w:rPr>
-          <w:sz w:val="18"/>
-        </w:rPr>
-        <w:t xml:space="preserve">"Amphoteric oxide among the following..."  </w:t>
+        <w:t xml:space="preserve">"In which one of the following pairs, both the elements does not have (n-1)d^10ns^2 configuration in its elementary state?..."  </w:t>
       </w:r>
       <w:r>
         <w:rPr>
@@ -725,7 +725,7 @@
           <w:color w:val="2B6CB0"/>
           <w:sz w:val="24"/>
         </w:rPr>
-        <w:t>3.2 Atomic &amp; Ionic Radii Trends (Moderate Yield — 7 PYQs)</w:t>
+        <w:t>3.2 Atomic &amp; Ionic Radii Trends (Standard Yield — 1 PYQs)</w:t>
       </w:r>
     </w:p>
     <w:p>
@@ -848,13 +848,13 @@
           <w:b/>
           <w:sz w:val="18"/>
         </w:rPr>
-        <w:t xml:space="preserve">[2026 Shift] Q#1 (MCQ): </w:t>
+        <w:t xml:space="preserve">[2018 Shift] Q#4 (MCQ): </w:t>
       </w:r>
       <w:r>
         <w:rPr>
           <w:sz w:val="18"/>
         </w:rPr>
-        <w:t xml:space="preserve">"Match List-I with List-II: List-I (Element-Atomic number) List-II (Position in periodic table) (a) Ra – 88 (i) 4^tℎ period, 13^tℎ gr..."  </w:t>
+        <w:t xml:space="preserve">"Which of the following is the correct order of radius?..."  </w:t>
       </w:r>
       <w:r>
         <w:rPr>
@@ -862,61 +862,7 @@
           <w:color w:val="2B6CB0"/>
           <w:sz w:val="18"/>
         </w:rPr>
-        <w:t>[Ans: N/A]</w:t>
-      </w:r>
-    </w:p>
-    <w:p>
-      <w:pPr>
-        <w:pStyle w:val="ListBullet"/>
-        <w:spacing w:after="40"/>
-      </w:pPr>
-      <w:r>
-        <w:rPr>
-          <w:b/>
-          <w:sz w:val="18"/>
-        </w:rPr>
-        <w:t xml:space="preserve">[2023 Shift] Q#1 (MCQ): </w:t>
-      </w:r>
-      <w:r>
-        <w:rPr>
-          <w:sz w:val="18"/>
-        </w:rPr>
-        <w:t xml:space="preserve">"In which one of the following pairs, both the elements does not have (n-1)d^10ns^2 configuration in its elementary state?..."  </w:t>
-      </w:r>
-      <w:r>
-        <w:rPr>
-          <w:b/>
-          <w:color w:val="2B6CB0"/>
-          <w:sz w:val="18"/>
-        </w:rPr>
-        <w:t>[Ans: N/A]</w:t>
-      </w:r>
-    </w:p>
-    <w:p>
-      <w:pPr>
-        <w:pStyle w:val="ListBullet"/>
-        <w:spacing w:after="40"/>
-      </w:pPr>
-      <w:r>
-        <w:rPr>
-          <w:b/>
-          <w:sz w:val="18"/>
-        </w:rPr>
-        <w:t xml:space="preserve">[2023 Shift] Q#3 (MCQ): </w:t>
-      </w:r>
-      <w:r>
-        <w:rPr>
-          <w:sz w:val="18"/>
-        </w:rPr>
-        <w:t xml:space="preserve">"The correct order of first ionisation enthalpy of given elements is..."  </w:t>
-      </w:r>
-      <w:r>
-        <w:rPr>
-          <w:b/>
-          <w:color w:val="2B6CB0"/>
-          <w:sz w:val="18"/>
-        </w:rPr>
-        <w:t>[Ans: N/A]</w:t>
+        <w:t>[Ans: A]</w:t>
       </w:r>
     </w:p>
     <w:p>
@@ -1067,7 +1013,7 @@
           <w:color w:val="1A365D"/>
           <w:sz w:val="22"/>
         </w:rPr>
-        <w:t>Benchmark Problem 2: KCET 2023 (Q#4)</w:t>
+        <w:t>Benchmark Problem 2: KCET 2018 (Q#4)</w:t>
       </w:r>
     </w:p>
     <w:p>
@@ -1078,7 +1024,21 @@
         <w:rPr>
           <w:sz w:val="20"/>
         </w:rPr>
-        <w:t>A pair of amphoteric oxides is</w:t>
+        <w:t>Which of the following is the correct order of radius?</w:t>
+      </w:r>
+    </w:p>
+    <w:p>
+      <w:pPr>
+        <w:pStyle w:val="ListBullet"/>
+        <w:spacing w:after="20"/>
+      </w:pPr>
+      <w:r>
+        <w:rPr>
+          <w:b/>
+          <w:color w:val="276749"/>
+          <w:sz w:val="19"/>
+        </w:rPr>
+        <w:t>(A) H^-&gt;H&gt;H^+</w:t>
       </w:r>
     </w:p>
     <w:p>
@@ -1090,7 +1050,7 @@
         <w:rPr>
           <w:sz w:val="19"/>
         </w:rPr>
-        <w:t>(A) Al_(2)O_(3),Li_(2)O</w:t>
+        <w:t>(B) Na^+&gt;F^-&gt;O^2-</w:t>
       </w:r>
     </w:p>
     <w:p>
@@ -1102,7 +1062,7 @@
         <w:rPr>
           <w:sz w:val="19"/>
         </w:rPr>
-        <w:t>(B) BeO,BO_(3)</w:t>
+        <w:t>(C) F^-&gt;O^2-&gt;Na^+</w:t>
       </w:r>
     </w:p>
     <w:p>
@@ -1114,19 +1074,7 @@
         <w:rPr>
           <w:sz w:val="19"/>
         </w:rPr>
-        <w:t>(C) BeO,MgO</w:t>
-      </w:r>
-    </w:p>
-    <w:p>
-      <w:pPr>
-        <w:pStyle w:val="ListBullet"/>
-        <w:spacing w:after="20"/>
-      </w:pPr>
-      <w:r>
-        <w:rPr>
-          <w:sz w:val="19"/>
-        </w:rPr>
-        <w:t>(D) BeO,ZnO</w:t>
+        <w:t>(D) Al^3+&gt;Mg^2+&gt;N^3-</w:t>
       </w:r>
     </w:p>
     <w:tbl>
@@ -1157,7 +1105,7 @@
                 <w:color w:val="1A365D"/>
                 <w:sz w:val="19"/>
               </w:rPr>
-              <w:t>Correct Answer: None</w:t>
+              <w:t>Correct Answer: A</w:t>
               <w:br/>
             </w:r>
             <w:r>
@@ -1167,7 +1115,7 @@
               </w:rPr>
               <w:t>Solution Analysis:</w:t>
               <w:br/>
-              <w:t>BeO,Al_(2)O_(3) and ZnO are amphoteric in nature MgO and Li_(2)O are basic in nature whereas BO_(3) is acidic. Thus, the pair of amphoteric oxides are BeO and ZnO .</w:t>
+              <w:t>Let's analyze each option step by step, keeping in mind that the effective radius of an ion or atom depends on its electron cloud and the nuclear charge. A useful principle is: • For species with similar electron configurations (isoelectronic species), a higher nuclear charge (more protons) pulls the electrons closer, resulting in a smaller radius. Now, let’s evaluate each option: H^-&gt;H&gt;H^+ H^- (hydride ion) has one extra electron compared to neutral hydrogen. The extra electron-electron repulsion tends to expand the electron cloud, making it larger than neutral H. Neutral H has a single electron. H^+ is simply a bare proton with no electron cloud, so it is very small. Therefore, the order H^-&gt;H&gt;H^+ is correct. Na^+&gt;F^-&gt;O^2- Notice that Na^+ , F^- , and O^2- are all isoelectronic (each has 10 electrons). Their radii should decrease as the nuclear charge increases: Na^+ (11 protons) should be the smallest. F^- (9 protons) is intermediate. O^2- (8 protons) should be the largest. The correct order should be: Na^+&lt;F^-&lt;O^2- Hence, Option B is incorrect. F^-&gt;O^2-&gt;Na^+ Based on the above isotope series, O^2- should be bigger than F^- because it has a lower nuclear charge, which contradicts this order. Thus, Option C is also incorrect. Al^3+&gt;Mg^2+&gt;N^3- Here, Al^3+ , Mg^2+ , and N^3- are isoelectronic (each has 10 electrons). A higher nuclear charge means a smaller radius, so we expect Al^3+&lt;Mg^2+&lt;N^3- . Option D represents the reverse order, making it incorrect. In summary, the only option that correctly represents the order of radii is: H^-&gt;H&gt;H^+. Thus, the correct answer is Option A.</w:t>
             </w:r>
           </w:p>
         </w:tc>

--- a/data/exports/kcet-periodic-table-and-periodicity_revision_notes.docx
+++ b/data/exports/kcet-periodic-table-and-periodicity_revision_notes.docx
@@ -189,7 +189,7 @@
                 <w:color w:val="2D3748"/>
                 <w:sz w:val="19"/>
               </w:rPr>
-              <w:t>Ionization Enthalpy &amp; Electron Gain Enthalpy</w:t>
+              <w:t>Periodic Trends: Radii, Ionization Enthalpy &amp; Electronegativity</w:t>
             </w:r>
           </w:p>
         </w:tc>
@@ -209,7 +209,7 @@
               <w:rPr>
                 <w:sz w:val="19"/>
               </w:rPr>
-              <w:t>15 PYQs</w:t>
+              <w:t>16 PYQs</w:t>
             </w:r>
           </w:p>
         </w:tc>
@@ -231,93 +231,6 @@
                 <w:sz w:val="19"/>
               </w:rPr>
               <w:t>Periodic Trends</w:t>
-            </w:r>
-          </w:p>
-        </w:tc>
-      </w:tr>
-      <w:tr>
-        <w:tc>
-          <w:tcPr>
-            <w:tcW w:type="dxa" w:w="2160"/>
-            <w:shd w:fill="FFFFFF"/>
-            <w:tcMar>
-              <w:top w:w="80" w:type="dxa"/>
-              <w:bottom w:w="80" w:type="dxa"/>
-              <w:left w:w="150" w:type="dxa"/>
-              <w:right w:w="150" w:type="dxa"/>
-            </w:tcMar>
-          </w:tcPr>
-          <w:p>
-            <w:r>
-              <w:rPr>
-                <w:b/>
-                <w:color w:val="718096"/>
-                <w:sz w:val="19"/>
-              </w:rPr>
-              <w:t>Standard</w:t>
-            </w:r>
-          </w:p>
-        </w:tc>
-        <w:tc>
-          <w:tcPr>
-            <w:tcW w:type="dxa" w:w="4320"/>
-            <w:shd w:fill="FFFFFF"/>
-            <w:tcMar>
-              <w:top w:w="80" w:type="dxa"/>
-              <w:bottom w:w="80" w:type="dxa"/>
-              <w:left w:w="150" w:type="dxa"/>
-              <w:right w:w="150" w:type="dxa"/>
-            </w:tcMar>
-          </w:tcPr>
-          <w:p>
-            <w:r>
-              <w:rPr>
-                <w:b/>
-                <w:color w:val="2D3748"/>
-                <w:sz w:val="19"/>
-              </w:rPr>
-              <w:t>Atomic &amp; Ionic Radii Trends</w:t>
-            </w:r>
-          </w:p>
-        </w:tc>
-        <w:tc>
-          <w:tcPr>
-            <w:tcW w:type="dxa" w:w="1728"/>
-            <w:shd w:fill="FFFFFF"/>
-            <w:tcMar>
-              <w:top w:w="80" w:type="dxa"/>
-              <w:bottom w:w="80" w:type="dxa"/>
-              <w:left w:w="150" w:type="dxa"/>
-              <w:right w:w="150" w:type="dxa"/>
-            </w:tcMar>
-          </w:tcPr>
-          <w:p>
-            <w:r>
-              <w:rPr>
-                <w:sz w:val="19"/>
-              </w:rPr>
-              <w:t>1 PYQs</w:t>
-            </w:r>
-          </w:p>
-        </w:tc>
-        <w:tc>
-          <w:tcPr>
-            <w:tcW w:type="dxa" w:w="1872"/>
-            <w:shd w:fill="FFFFFF"/>
-            <w:tcMar>
-              <w:top w:w="80" w:type="dxa"/>
-              <w:bottom w:w="80" w:type="dxa"/>
-              <w:left w:w="150" w:type="dxa"/>
-              <w:right w:w="150" w:type="dxa"/>
-            </w:tcMar>
-          </w:tcPr>
-          <w:p>
-            <w:r>
-              <w:rPr>
-                <w:color w:val="718096"/>
-                <w:sz w:val="19"/>
-              </w:rPr>
-              <w:t>Radii</w:t>
             </w:r>
           </w:p>
         </w:tc>
@@ -417,7 +330,7 @@
                 <w:color w:val="1A365D"/>
                 <w:sz w:val="19"/>
               </w:rPr>
-              <w:t>Ionization Enthalpy &amp; Electron Gain Enthalpy</w:t>
+              <w:t>Periodic Trends: Radii, Ionization Enthalpy &amp; Electronegativity</w:t>
             </w:r>
           </w:p>
         </w:tc>
@@ -439,53 +352,7 @@
                 <w:color w:val="2D3748"/>
                 <w:sz w:val="19"/>
               </w:rPr>
-              <w:t>Z_{\text{eff}} = Z - \sigma, \quad \Delta_{\text{eg}}H(\text{Cl}) &lt; \Delta_{\text{eg}}H(\text{F}) \text{ (Cl is most negative in periodic table)}</w:t>
-            </w:r>
-          </w:p>
-        </w:tc>
-      </w:tr>
-      <w:tr>
-        <w:tc>
-          <w:tcPr>
-            <w:tcW w:type="dxa" w:w="3600"/>
-            <w:shd w:fill="FFFFFF"/>
-            <w:tcMar>
-              <w:top w:w="100" w:type="dxa"/>
-              <w:bottom w:w="100" w:type="dxa"/>
-              <w:left w:w="150" w:type="dxa"/>
-              <w:right w:w="150" w:type="dxa"/>
-            </w:tcMar>
-          </w:tcPr>
-          <w:p>
-            <w:r>
-              <w:rPr>
-                <w:b/>
-                <w:color w:val="1A365D"/>
-                <w:sz w:val="19"/>
-              </w:rPr>
-              <w:t>Atomic &amp; Ionic Radii Trends</w:t>
-            </w:r>
-          </w:p>
-        </w:tc>
-        <w:tc>
-          <w:tcPr>
-            <w:tcW w:type="dxa" w:w="6480"/>
-            <w:shd w:fill="FFFFFF"/>
-            <w:tcMar>
-              <w:top w:w="100" w:type="dxa"/>
-              <w:bottom w:w="100" w:type="dxa"/>
-              <w:left w:w="150" w:type="dxa"/>
-              <w:right w:w="150" w:type="dxa"/>
-            </w:tcMar>
-          </w:tcPr>
-          <w:p>
-            <w:r>
-              <w:rPr>
-                <w:rFonts w:ascii="Cambria Math" w:hAnsi="Cambria Math"/>
-                <w:color w:val="2D3748"/>
-                <w:sz w:val="19"/>
-              </w:rPr>
-              <w:t>\text{For isoelectronic: } r \propto \frac{1}{Z} \implies \text{N}^{3-} &gt; \text{O}^{2-} &gt; \text{F}^- &gt; \text{Na}^+ &gt; \text{Mg}^{2+} &gt; \text{Al}^{3+}</w:t>
+              <w:t>\text{Isoelectronic Radii: } \text{N}^{3-} &gt; \text{O}^{2-} &gt; \text{F}^- &gt; \text{Na}^+ &gt; \text{Mg}^{2+} &gt; \text{Al}^{3+}</w:t>
             </w:r>
           </w:p>
         </w:tc>
@@ -517,7 +384,7 @@
           <w:color w:val="2B6CB0"/>
           <w:sz w:val="24"/>
         </w:rPr>
-        <w:t>3.1 Ionization Enthalpy &amp; Electron Gain Enthalpy (Very High Yield — 15 PYQs)</w:t>
+        <w:t>3.1 Periodic Trends: Radii, Ionization Enthalpy &amp; Electronegativity (Very High Yield — 16 PYQs)</w:t>
       </w:r>
     </w:p>
     <w:p>
@@ -532,7 +399,7 @@
         <w:rPr>
           <w:sz w:val="20"/>
         </w:rPr>
-        <w:t>Periodic variations of ionization energy, exceptions due to half-filled/fully-filled subshells (N &gt; O, Be &gt; B), and electron gain enthalpy.</w:t>
+        <w:t>Periodic trends across a period (left to right): Atomic radius decreases, ionization enthalpy increases, electronegativity increases, electron gain enthalpy generally becomes more negative. Down a group: Atomic radius increases, ionization enthalpy decreases. Isoelectronic ions: size decreases with increasing positive nuclear charge (Z). Anomalies: IE_1(Be) &gt; IE_1(B) (fully filled 2s^2), IE_1(N) &gt; IE_1(O) (half-filled 2p^3).</w:t>
       </w:r>
     </w:p>
     <w:tbl>
@@ -570,7 +437,7 @@
                 <w:color w:val="2D3748"/>
                 <w:sz w:val="19"/>
               </w:rPr>
-              <w:t>Ionization enthalpy of Nitrogen is HIGHER than Oxygen due to stable half-filled 2p^3 subshell (N: 2s^2 2p^3 &gt; O: 2s^2 2p^4).</w:t>
+              <w:t>Electron gain enthalpy of Chlorine is MORE negative than Fluorine (-349 kJ/mol vs -328 kJ/mol) due to high electron-electron repulsion in small 2p subshell of F!</w:t>
             </w:r>
           </w:p>
         </w:tc>
@@ -611,7 +478,7 @@
                 <w:color w:val="2D3748"/>
                 <w:sz w:val="19"/>
               </w:rPr>
-              <w:t>Chlorine has MORE negative electron gain enthalpy than Fluorine because of compact size and high inter-electronic repulsion in 2p of Fluorine.</w:t>
+              <w:t>Second ionization enthalpy of alkali metals is extraordinarily high because removing a second electron breaks a stable noble gas core.</w:t>
             </w:r>
           </w:p>
         </w:tc>
@@ -709,160 +576,6 @@
           <w:sz w:val="18"/>
         </w:rPr>
         <w:t>[Ans: N/A]</w:t>
-      </w:r>
-    </w:p>
-    <w:p>
-      <w:pPr>
-        <w:spacing w:after="120"/>
-      </w:pPr>
-    </w:p>
-    <w:p>
-      <w:pPr>
-        <w:pStyle w:val="Heading2"/>
-      </w:pPr>
-      <w:r>
-        <w:rPr>
-          <w:color w:val="2B6CB0"/>
-          <w:sz w:val="24"/>
-        </w:rPr>
-        <w:t>3.2 Atomic &amp; Ionic Radii Trends (Standard Yield — 1 PYQs)</w:t>
-      </w:r>
-    </w:p>
-    <w:p>
-      <w:r>
-        <w:rPr>
-          <w:b/>
-          <w:sz w:val="20"/>
-        </w:rPr>
-        <w:t xml:space="preserve">Core Principle: </w:t>
-      </w:r>
-      <w:r>
-        <w:rPr>
-          <w:sz w:val="20"/>
-        </w:rPr>
-        <w:t>Covalent, van der Waals, and ionic radii trends across periods and groups, and size shrinkage in isoelectronic ions.</w:t>
-      </w:r>
-    </w:p>
-    <w:tbl>
-      <w:tblPr>
-        <w:tblW w:type="auto" w:w="0"/>
-        <w:jc w:val="center"/>
-        <w:tblLook w:firstColumn="1" w:firstRow="1" w:lastColumn="0" w:lastRow="0" w:noHBand="0" w:noVBand="1" w:val="04A0"/>
-      </w:tblPr>
-      <w:tblGrid>
-        <w:gridCol w:w="10080"/>
-      </w:tblGrid>
-      <w:tr>
-        <w:tc>
-          <w:tcPr>
-            <w:tcW w:type="dxa" w:w="10080"/>
-            <w:shd w:fill="FFF5F5"/>
-            <w:tcMar>
-              <w:top w:w="100" w:type="dxa"/>
-              <w:bottom w:w="100" w:type="dxa"/>
-              <w:left w:w="150" w:type="dxa"/>
-              <w:right w:w="150" w:type="dxa"/>
-            </w:tcMar>
-          </w:tcPr>
-          <w:p>
-            <w:r>
-              <w:rPr>
-                <w:b/>
-                <w:color w:val="C53030"/>
-                <w:sz w:val="19"/>
-              </w:rPr>
-              <w:t xml:space="preserve">⚠️ Common Trap / JEE Pitfall: </w:t>
-            </w:r>
-            <w:r>
-              <w:rPr>
-                <w:color w:val="2D3748"/>
-                <w:sz w:val="19"/>
-              </w:rPr>
-              <w:t>Noble gas radii are measured as van der Waals radii, making them appear abnormally larger than adjacent halogens.</w:t>
-            </w:r>
-          </w:p>
-        </w:tc>
-      </w:tr>
-    </w:tbl>
-    <w:tbl>
-      <w:tblPr>
-        <w:tblW w:type="auto" w:w="0"/>
-        <w:jc w:val="center"/>
-        <w:tblLook w:firstColumn="1" w:firstRow="1" w:lastColumn="0" w:lastRow="0" w:noHBand="0" w:noVBand="1" w:val="04A0"/>
-      </w:tblPr>
-      <w:tblGrid>
-        <w:gridCol w:w="10080"/>
-      </w:tblGrid>
-      <w:tr>
-        <w:tc>
-          <w:tcPr>
-            <w:tcW w:type="dxa" w:w="10080"/>
-            <w:shd w:fill="F0FFF4"/>
-            <w:tcMar>
-              <w:top w:w="100" w:type="dxa"/>
-              <w:bottom w:w="100" w:type="dxa"/>
-              <w:left w:w="150" w:type="dxa"/>
-              <w:right w:w="150" w:type="dxa"/>
-            </w:tcMar>
-          </w:tcPr>
-          <w:p>
-            <w:r>
-              <w:rPr>
-                <w:b/>
-                <w:color w:val="276749"/>
-                <w:sz w:val="19"/>
-              </w:rPr>
-              <w:t xml:space="preserve">💡 Speed Hack / Trick: </w:t>
-            </w:r>
-            <w:r>
-              <w:rPr>
-                <w:color w:val="2D3748"/>
-                <w:sz w:val="19"/>
-              </w:rPr>
-              <w:t xml:space="preserve">Due to lanthanoid contraction (poor shielding of 4f electrons), 4d and 5d transition elements have nearly identical radii (e.g. Zr ≈ Hf). </w:t>
-            </w:r>
-          </w:p>
-        </w:tc>
-      </w:tr>
-    </w:tbl>
-    <w:p>
-      <w:pPr>
-        <w:spacing w:before="120" w:after="40"/>
-      </w:pPr>
-      <w:r>
-        <w:rPr>
-          <w:b/>
-          <w:color w:val="1A365D"/>
-          <w:sz w:val="19"/>
-        </w:rPr>
-        <w:t>Source PYQs testing this concept:</w:t>
-      </w:r>
-    </w:p>
-    <w:p>
-      <w:pPr>
-        <w:pStyle w:val="ListBullet"/>
-        <w:spacing w:after="40"/>
-      </w:pPr>
-      <w:r>
-        <w:rPr>
-          <w:b/>
-          <w:sz w:val="18"/>
-        </w:rPr>
-        <w:t xml:space="preserve">[2018 Shift] Q#4 (MCQ): </w:t>
-      </w:r>
-      <w:r>
-        <w:rPr>
-          <w:sz w:val="18"/>
-        </w:rPr>
-        <w:t xml:space="preserve">"Which of the following is the correct order of radius?..."  </w:t>
-      </w:r>
-      <w:r>
-        <w:rPr>
-          <w:b/>
-          <w:color w:val="2B6CB0"/>
-          <w:sz w:val="18"/>
-        </w:rPr>
-        <w:t>[Ans: A]</w:t>
       </w:r>
     </w:p>
     <w:p>
@@ -993,129 +706,6 @@
               <w:t>Solution Analysis:</w:t>
               <w:br/>
               <w:t>For finding the position of an element in the periodic table, we use its electronic configuration. (a) Ra, atomic number 88 Ra belongs to alkaline earth metals. Its outer configuration is: Ra:[Rn]7s^2 Highest shell number is 7 , so it is in the 7^tℎ period. It has 2 valence electrons in the s -subshell, so it is in the 2^nd group. So, Ra matches with (iv). (b) Ga, atomic number 31 Electronic configuration: Ga:[Ar]3d^104s^24p^1 Highest shell number is 4 , so it is in the 4^tℎ period. It has configuration ns^2np^1 , so it belongs to group 13 . So, Ga matches with (i). (c) W, atomic number 74 Tungsten, W, is a transition element. Its position is: 6^tℎperiod,6^tℎgroup So, W matches with (ii). (d) Pd, atomic number 46 Palladium, Pd, is also a transition element. Its position is: 5^tℎperiod,10^tℎgroup So, Pd matches with (iii). Hence the correct matching is: a-iv,b-i,c-ii,d-iii Correct answer: Option A.</w:t>
-            </w:r>
-          </w:p>
-        </w:tc>
-      </w:tr>
-    </w:tbl>
-    <w:p>
-      <w:pPr>
-        <w:spacing w:after="120"/>
-      </w:pPr>
-    </w:p>
-    <w:p>
-      <w:pPr>
-        <w:spacing w:before="160" w:after="40"/>
-      </w:pPr>
-      <w:r>
-        <w:rPr>
-          <w:b/>
-          <w:color w:val="1A365D"/>
-          <w:sz w:val="22"/>
-        </w:rPr>
-        <w:t>Benchmark Problem 2: KCET 2018 (Q#4)</w:t>
-      </w:r>
-    </w:p>
-    <w:p>
-      <w:pPr>
-        <w:spacing w:after="80"/>
-      </w:pPr>
-      <w:r>
-        <w:rPr>
-          <w:sz w:val="20"/>
-        </w:rPr>
-        <w:t>Which of the following is the correct order of radius?</w:t>
-      </w:r>
-    </w:p>
-    <w:p>
-      <w:pPr>
-        <w:pStyle w:val="ListBullet"/>
-        <w:spacing w:after="20"/>
-      </w:pPr>
-      <w:r>
-        <w:rPr>
-          <w:b/>
-          <w:color w:val="276749"/>
-          <w:sz w:val="19"/>
-        </w:rPr>
-        <w:t>(A) H^-&gt;H&gt;H^+</w:t>
-      </w:r>
-    </w:p>
-    <w:p>
-      <w:pPr>
-        <w:pStyle w:val="ListBullet"/>
-        <w:spacing w:after="20"/>
-      </w:pPr>
-      <w:r>
-        <w:rPr>
-          <w:sz w:val="19"/>
-        </w:rPr>
-        <w:t>(B) Na^+&gt;F^-&gt;O^2-</w:t>
-      </w:r>
-    </w:p>
-    <w:p>
-      <w:pPr>
-        <w:pStyle w:val="ListBullet"/>
-        <w:spacing w:after="20"/>
-      </w:pPr>
-      <w:r>
-        <w:rPr>
-          <w:sz w:val="19"/>
-        </w:rPr>
-        <w:t>(C) F^-&gt;O^2-&gt;Na^+</w:t>
-      </w:r>
-    </w:p>
-    <w:p>
-      <w:pPr>
-        <w:pStyle w:val="ListBullet"/>
-        <w:spacing w:after="20"/>
-      </w:pPr>
-      <w:r>
-        <w:rPr>
-          <w:sz w:val="19"/>
-        </w:rPr>
-        <w:t>(D) Al^3+&gt;Mg^2+&gt;N^3-</w:t>
-      </w:r>
-    </w:p>
-    <w:tbl>
-      <w:tblPr>
-        <w:tblW w:type="auto" w:w="0"/>
-        <w:jc w:val="center"/>
-        <w:tblLook w:firstColumn="1" w:firstRow="1" w:lastColumn="0" w:lastRow="0" w:noHBand="0" w:noVBand="1" w:val="04A0"/>
-      </w:tblPr>
-      <w:tblGrid>
-        <w:gridCol w:w="10080"/>
-      </w:tblGrid>
-      <w:tr>
-        <w:tc>
-          <w:tcPr>
-            <w:tcW w:type="dxa" w:w="10080"/>
-            <w:shd w:fill="F7FAFC"/>
-            <w:tcMar>
-              <w:top w:w="100" w:type="dxa"/>
-              <w:bottom w:w="100" w:type="dxa"/>
-              <w:left w:w="150" w:type="dxa"/>
-              <w:right w:w="150" w:type="dxa"/>
-            </w:tcMar>
-          </w:tcPr>
-          <w:p>
-            <w:r>
-              <w:rPr>
-                <w:b/>
-                <w:color w:val="1A365D"/>
-                <w:sz w:val="19"/>
-              </w:rPr>
-              <w:t>Correct Answer: A</w:t>
-              <w:br/>
-            </w:r>
-            <w:r>
-              <w:rPr>
-                <w:color w:val="2D3748"/>
-                <w:sz w:val="18"/>
-              </w:rPr>
-              <w:t>Solution Analysis:</w:t>
-              <w:br/>
-              <w:t>Let's analyze each option step by step, keeping in mind that the effective radius of an ion or atom depends on its electron cloud and the nuclear charge. A useful principle is: • For species with similar electron configurations (isoelectronic species), a higher nuclear charge (more protons) pulls the electrons closer, resulting in a smaller radius. Now, let’s evaluate each option: H^-&gt;H&gt;H^+ H^- (hydride ion) has one extra electron compared to neutral hydrogen. The extra electron-electron repulsion tends to expand the electron cloud, making it larger than neutral H. Neutral H has a single electron. H^+ is simply a bare proton with no electron cloud, so it is very small. Therefore, the order H^-&gt;H&gt;H^+ is correct. Na^+&gt;F^-&gt;O^2- Notice that Na^+ , F^- , and O^2- are all isoelectronic (each has 10 electrons). Their radii should decrease as the nuclear charge increases: Na^+ (11 protons) should be the smallest. F^- (9 protons) is intermediate. O^2- (8 protons) should be the largest. The correct order should be: Na^+&lt;F^-&lt;O^2- Hence, Option B is incorrect. F^-&gt;O^2-&gt;Na^+ Based on the above isotope series, O^2- should be bigger than F^- because it has a lower nuclear charge, which contradicts this order. Thus, Option C is also incorrect. Al^3+&gt;Mg^2+&gt;N^3- Here, Al^3+ , Mg^2+ , and N^3- are isoelectronic (each has 10 electrons). A higher nuclear charge means a smaller radius, so we expect Al^3+&lt;Mg^2+&lt;N^3- . Option D represents the reverse order, making it incorrect. In summary, the only option that correctly represents the order of radii is: H^-&gt;H&gt;H^+. Thus, the correct answer is Option A.</w:t>
             </w:r>
           </w:p>
         </w:tc>
